--- a/paper/Venue_Plan.docx
+++ b/paper/Venue_Plan.docx
@@ -597,13 +597,13 @@
       </w:r>
     </w:p>
     <w:bookmarkEnd w:id="14"/>
-    <w:bookmarkStart w:id="15" w:name="Xd8954189b2d7e77199009bfc54b53b588bd968b"/>
+    <w:bookmarkStart w:id="15" w:name="Xf8c90b7462d81605d084eff1bee7f618f7c31bc"/>
     <w:p>
       <w:pPr>
         <w:pStyle w:val="Heading3"/>
       </w:pPr>
       <w:r>
-        <w:t xml:space="preserve">5. ImmunoInformatics (Elsevier) — USD 1,900, best community fit</w:t>
+        <w:t xml:space="preserve">5. ImmunoInformatics (Elsevier) — USD 1,900, best community fit, ask about a waiver on day one</w:t>
       </w:r>
     </w:p>
     <w:p>
@@ -623,13 +623,13 @@
         <w:t xml:space="preserve"> </w:t>
       </w:r>
       <w:r>
-        <w:t xml:space="preserve">people who built the benchmark you used. But it is fully open access at USD 1,900,</w:t>
-      </w:r>
-      <w:r>
-        <w:t xml:space="preserve"> </w:t>
-      </w:r>
-      <w:r>
-        <w:t xml:space="preserve">and it is</w:t>
+        <w:t xml:space="preserve">people who built the benchmark you used, and a negative benchmarking result needs</w:t>
+      </w:r>
+      <w:r>
+        <w:t xml:space="preserve"> </w:t>
+      </w:r>
+      <w:r>
+        <w:t xml:space="preserve">no defence there. But it is fully open access at USD 1,900, and it is</w:t>
       </w:r>
       <w:r>
         <w:t xml:space="preserve"> </w:t>
@@ -645,13 +645,13 @@
         <w:t xml:space="preserve"> </w:t>
       </w:r>
       <w:r>
-        <w:t xml:space="preserve">in PubMed — zero records — so you would be paying for community</w:t>
-      </w:r>
-      <w:r>
-        <w:t xml:space="preserve"> </w:t>
-      </w:r>
-      <w:r>
-        <w:t xml:space="preserve">fit rather than reach.</w:t>
+        <w:t xml:space="preserve">in</w:t>
+      </w:r>
+      <w:r>
+        <w:t xml:space="preserve"> </w:t>
+      </w:r>
+      <w:r>
+        <w:t xml:space="preserve">PubMed — zero records — so you would be paying for community fit rather than reach.</w:t>
       </w:r>
     </w:p>
     <w:p>
@@ -659,25 +659,53 @@
         <w:pStyle w:val="BodyText"/>
       </w:pPr>
       <w:r>
-        <w:t xml:space="preserve">If you go this route, ask about a waiver explicitly. Elsevier says waivers may be</w:t>
-      </w:r>
-      <w:r>
-        <w:t xml:space="preserve"> </w:t>
-      </w:r>
-      <w:r>
-        <w:t xml:space="preserve">available for fully open access journals, and you are unaffiliated with no</w:t>
-      </w:r>
-      <w:r>
-        <w:t xml:space="preserve"> </w:t>
-      </w:r>
-      <w:r>
-        <w:t xml:space="preserve">funding. Their waiver programme is aimed mainly at low- and lower-middle-income</w:t>
-      </w:r>
-      <w:r>
-        <w:t xml:space="preserve"> </w:t>
-      </w:r>
-      <w:r>
-        <w:t xml:space="preserve">countries, so do not count on it.</w:t>
+        <w:rPr>
+          <w:b/>
+          <w:bCs/>
+        </w:rPr>
+        <w:t xml:space="preserve">Cost is the only reason it sits at number five.</w:t>
+      </w:r>
+      <w:r>
+        <w:t xml:space="preserve"> </w:t>
+      </w:r>
+      <w:r>
+        <w:t xml:space="preserve">Ask about a waiver in your</w:t>
+      </w:r>
+      <w:r>
+        <w:t xml:space="preserve"> </w:t>
+      </w:r>
+      <w:r>
+        <w:t xml:space="preserve">first round of pre-submission inquiries, not after other venues decline. Elsevier</w:t>
+      </w:r>
+      <w:r>
+        <w:t xml:space="preserve"> </w:t>
+      </w:r>
+      <w:r>
+        <w:t xml:space="preserve">says waivers may be available for fully open access journals and DOAJ records a</w:t>
+      </w:r>
+      <w:r>
+        <w:t xml:space="preserve"> </w:t>
+      </w:r>
+      <w:r>
+        <w:t xml:space="preserve">waiver policy for this title; their programme is aimed mainly at low- and</w:t>
+      </w:r>
+      <w:r>
+        <w:t xml:space="preserve"> </w:t>
+      </w:r>
+      <w:r>
+        <w:t xml:space="preserve">lower-middle-income countries, so do not count on it. But if a waiver is granted,</w:t>
+      </w:r>
+      <w:r>
+        <w:t xml:space="preserve"> </w:t>
+      </w:r>
+      <w:r>
+        <w:t xml:space="preserve">this journal becomes both free and the best fit, and it moves to first choice.</w:t>
+      </w:r>
+      <w:r>
+        <w:t xml:space="preserve"> </w:t>
+      </w:r>
+      <w:r>
+        <w:t xml:space="preserve">That one answer reorders this entire document, and it costs an email to obtain.</w:t>
       </w:r>
     </w:p>
     <w:bookmarkEnd w:id="15"/>
@@ -727,29 +755,35 @@
         <w:pStyle w:val="FirstParagraph"/>
       </w:pPr>
       <w:r>
-        <w:t xml:space="preserve">Submit to</w:t>
-      </w:r>
-      <w:r>
-        <w:t xml:space="preserve"> </w:t>
-      </w:r>
-      <w:r>
         <w:rPr>
           <w:b/>
           <w:bCs/>
         </w:rPr>
-        <w:t xml:space="preserve">Immunogenetics</w:t>
-      </w:r>
-      <w:r>
-        <w:t xml:space="preserve"> </w:t>
-      </w:r>
-      <w:r>
-        <w:t xml:space="preserve">first. It costs nothing, it is properly indexed, and</w:t>
-      </w:r>
-      <w:r>
-        <w:t xml:space="preserve"> </w:t>
-      </w:r>
-      <w:r>
-        <w:t xml:space="preserve">its scope matches the finding that carries the paper.</w:t>
+        <w:t xml:space="preserve">Send all four pre-submission inquiries on the same day</w:t>
+      </w:r>
+      <w:r>
+        <w:t xml:space="preserve"> </w:t>
+      </w:r>
+      <w:r>
+        <w:t xml:space="preserve">(drafts in</w:t>
+      </w:r>
+      <w:r>
+        <w:t xml:space="preserve"> </w:t>
+      </w:r>
+      <w:r>
+        <w:rPr>
+          <w:rStyle w:val="VerbatimChar"/>
+        </w:rPr>
+        <w:t xml:space="preserve">paper/presubmission-inquiries.md</w:t>
+      </w:r>
+      <w:r>
+        <w:t xml:space="preserve">). They cost nothing, they are not exclusive, and</w:t>
+      </w:r>
+      <w:r>
+        <w:t xml:space="preserve"> </w:t>
+      </w:r>
+      <w:r>
+        <w:t xml:space="preserve">they answer in about a week what a blind submission takes six weeks to reveal.</w:t>
       </w:r>
     </w:p>
     <w:p>
@@ -757,115 +791,7 @@
         <w:pStyle w:val="BodyText"/>
       </w:pPr>
       <w:r>
-        <w:t xml:space="preserve">If it is rejected, submit to</w:t>
-      </w:r>
-      <w:r>
-        <w:t xml:space="preserve"> </w:t>
-      </w:r>
-      <w:r>
-        <w:rPr>
-          <w:b/>
-          <w:bCs/>
-        </w:rPr>
-        <w:t xml:space="preserve">Computers in Biology and Medicine</w:t>
-      </w:r>
-      <w:r>
-        <w:t xml:space="preserve">, and use</w:t>
-      </w:r>
-      <w:r>
-        <w:t xml:space="preserve"> </w:t>
-      </w:r>
-      <w:r>
-        <w:t xml:space="preserve">whatever the first reviewers said, even in rejection — free peer review is still</w:t>
-      </w:r>
-      <w:r>
-        <w:t xml:space="preserve"> </w:t>
-      </w:r>
-      <w:r>
-        <w:t xml:space="preserve">peer review.</w:t>
-      </w:r>
-    </w:p>
-    <w:p>
-      <w:pPr>
-        <w:pStyle w:val="BodyText"/>
-      </w:pPr>
-      <w:r>
-        <w:t xml:space="preserve">Run</w:t>
-      </w:r>
-      <w:r>
-        <w:t xml:space="preserve"> </w:t>
-      </w:r>
-      <w:r>
-        <w:rPr>
-          <w:b/>
-          <w:bCs/>
-        </w:rPr>
-        <w:t xml:space="preserve">PCI Mathematical and Computational Biology</w:t>
-      </w:r>
-      <w:r>
-        <w:t xml:space="preserve"> </w:t>
-      </w:r>
-      <w:r>
-        <w:t xml:space="preserve">in parallel or after, if you</w:t>
-      </w:r>
-      <w:r>
-        <w:t xml:space="preserve"> </w:t>
-      </w:r>
-      <w:r>
-        <w:t xml:space="preserve">want public, citable reviews of the preprint at no cost. Check their policy on</w:t>
-      </w:r>
-      <w:r>
-        <w:t xml:space="preserve"> </w:t>
-      </w:r>
-      <w:r>
-        <w:t xml:space="preserve">concurrent journal submission first.</w:t>
-      </w:r>
-    </w:p>
-    <w:p>
-      <w:pPr>
-        <w:pStyle w:val="BodyText"/>
-      </w:pPr>
-      <w:r>
-        <w:t xml:space="preserve">Treat</w:t>
-      </w:r>
-      <w:r>
-        <w:t xml:space="preserve"> </w:t>
-      </w:r>
-      <w:r>
-        <w:rPr>
-          <w:b/>
-          <w:bCs/>
-        </w:rPr>
-        <w:t xml:space="preserve">ImmunoInformatics</w:t>
-      </w:r>
-      <w:r>
-        <w:t xml:space="preserve"> </w:t>
-      </w:r>
-      <w:r>
-        <w:t xml:space="preserve">as the option you choose deliberately if you decide the</w:t>
-      </w:r>
-      <w:r>
-        <w:t xml:space="preserve"> </w:t>
-      </w:r>
-      <w:r>
-        <w:t xml:space="preserve">IMMREP audience is worth USD 1,900 to you.</w:t>
-      </w:r>
-    </w:p>
-    <w:p>
-      <w:r>
-        <w:pict>
-          <v:rect style="width:0;height:1.5pt" o:hralign="center" o:hrstd="t" o:hr="t"/>
-        </w:pict>
-      </w:r>
-    </w:p>
-    <w:bookmarkEnd w:id="18"/>
-    <w:bookmarkStart w:id="19" w:name="Xb8f674132d90a45d509f97c54cbbf00e929c9d6"/>
-    <w:p>
-      <w:pPr>
-        <w:pStyle w:val="Heading2"/>
-      </w:pPr>
-      <w:r>
-        <w:t xml:space="preserve">Before submitting anywhere, confirm on the journal’s own pages</w:t>
+        <w:t xml:space="preserve">Then let the replies decide:</w:t>
       </w:r>
     </w:p>
     <w:p>
@@ -877,7 +803,14 @@
         </w:numPr>
       </w:pPr>
       <w:r>
-        <w:t xml:space="preserve">Current publishing model — hybrid, fully OA, or subscription. Models flip.</w:t>
+        <w:rPr>
+          <w:b/>
+          <w:bCs/>
+        </w:rPr>
+        <w:t xml:space="preserve">If ImmunoInformatics grants a waiver</w:t>
+      </w:r>
+      <w:r>
+        <w:t xml:space="preserve">, submit there. Best fit, and free.</w:t>
       </w:r>
     </w:p>
     <w:p>
@@ -889,7 +822,20 @@
         </w:numPr>
       </w:pPr>
       <w:r>
-        <w:t xml:space="preserve">Whether there are page, colour-figure or supplementary charges even without OA.</w:t>
+        <w:rPr>
+          <w:b/>
+          <w:bCs/>
+        </w:rPr>
+        <w:t xml:space="preserve">Otherwise submit to Immunogenetics</w:t>
+      </w:r>
+      <w:r>
+        <w:t xml:space="preserve">, which costs nothing, is properly indexed,</w:t>
+      </w:r>
+      <w:r>
+        <w:t xml:space="preserve"> </w:t>
+      </w:r>
+      <w:r>
+        <w:t xml:space="preserve">and whose scope matches the finding that carries the paper.</w:t>
       </w:r>
     </w:p>
     <w:p>
@@ -901,7 +847,26 @@
         </w:numPr>
       </w:pPr>
       <w:r>
-        <w:t xml:space="preserve">Abstract limit and heading format.</w:t>
+        <w:rPr>
+          <w:b/>
+          <w:bCs/>
+        </w:rPr>
+        <w:t xml:space="preserve">If Immunogenetics declines</w:t>
+      </w:r>
+      <w:r>
+        <w:t xml:space="preserve">, go to Computers in Biology and Medicine, and use</w:t>
+      </w:r>
+      <w:r>
+        <w:t xml:space="preserve"> </w:t>
+      </w:r>
+      <w:r>
+        <w:t xml:space="preserve">whatever the first reviewers said even in rejection — free peer review is still</w:t>
+      </w:r>
+      <w:r>
+        <w:t xml:space="preserve"> </w:t>
+      </w:r>
+      <w:r>
+        <w:t xml:space="preserve">peer review.</w:t>
       </w:r>
     </w:p>
     <w:p>
@@ -913,19 +878,26 @@
         </w:numPr>
       </w:pPr>
       <w:r>
-        <w:t xml:space="preserve">Whether highlights are required.</w:t>
-      </w:r>
-    </w:p>
-    <w:p>
-      <w:pPr>
-        <w:pStyle w:val="Compact"/>
-        <w:numPr>
-          <w:ilvl w:val="0"/>
-          <w:numId w:val="1002"/>
-        </w:numPr>
-      </w:pPr>
-      <w:r>
-        <w:t xml:space="preserve">Their generative-AI policy, since the manuscript carries a declaration.</w:t>
+        <w:rPr>
+          <w:b/>
+          <w:bCs/>
+        </w:rPr>
+        <w:t xml:space="preserve">If several decline on scope rather than quality</w:t>
+      </w:r>
+      <w:r>
+        <w:t xml:space="preserve">, that is evidence the natural</w:t>
+      </w:r>
+      <w:r>
+        <w:t xml:space="preserve"> </w:t>
+      </w:r>
+      <w:r>
+        <w:t xml:space="preserve">audience is the IMMREP community, and paying the USD 1,900 becomes a considered</w:t>
+      </w:r>
+      <w:r>
+        <w:t xml:space="preserve"> </w:t>
+      </w:r>
+      <w:r>
+        <w:t xml:space="preserve">choice rather than a default cost.</w:t>
       </w:r>
     </w:p>
     <w:p>
@@ -933,17 +905,52 @@
         <w:pStyle w:val="FirstParagraph"/>
       </w:pPr>
       <w:r>
-        <w:t xml:space="preserve">Paste those requirements to the assistant and every file is conformed in one pass.</w:t>
-      </w:r>
-    </w:p>
-    <w:bookmarkEnd w:id="19"/>
-    <w:bookmarkStart w:id="20" w:name="what-does-not-change-with-venue"/>
+        <w:t xml:space="preserve">Run</w:t>
+      </w:r>
+      <w:r>
+        <w:t xml:space="preserve"> </w:t>
+      </w:r>
+      <w:r>
+        <w:rPr>
+          <w:b/>
+          <w:bCs/>
+        </w:rPr>
+        <w:t xml:space="preserve">PCI Mathematical and Computational Biology</w:t>
+      </w:r>
+      <w:r>
+        <w:t xml:space="preserve"> </w:t>
+      </w:r>
+      <w:r>
+        <w:t xml:space="preserve">in parallel or afterwards if you</w:t>
+      </w:r>
+      <w:r>
+        <w:t xml:space="preserve"> </w:t>
+      </w:r>
+      <w:r>
+        <w:t xml:space="preserve">want public, citable reviews at no cost. Check their policy on concurrent journal</w:t>
+      </w:r>
+      <w:r>
+        <w:t xml:space="preserve"> </w:t>
+      </w:r>
+      <w:r>
+        <w:t xml:space="preserve">submission first.</w:t>
+      </w:r>
+    </w:p>
+    <w:p>
+      <w:r>
+        <w:pict>
+          <v:rect style="width:0;height:1.5pt" o:hralign="center" o:hrstd="t" o:hr="t"/>
+        </w:pict>
+      </w:r>
+    </w:p>
+    <w:bookmarkEnd w:id="18"/>
+    <w:bookmarkStart w:id="19" w:name="Xb8f674132d90a45d509f97c54cbbf00e929c9d6"/>
     <w:p>
       <w:pPr>
         <w:pStyle w:val="Heading2"/>
       </w:pPr>
       <w:r>
-        <w:t xml:space="preserve">What does not change with venue</w:t>
+        <w:t xml:space="preserve">Before submitting anywhere, confirm on the journal’s own pages</w:t>
       </w:r>
     </w:p>
     <w:p>
@@ -955,7 +962,7 @@
         </w:numPr>
       </w:pPr>
       <w:r>
-        <w:t xml:space="preserve">The preprint is free and stays free, with a DOI and both your names.</w:t>
+        <w:t xml:space="preserve">Current publishing model — hybrid, fully OA, or subscription. Models flip.</w:t>
       </w:r>
     </w:p>
     <w:p>
@@ -967,25 +974,7 @@
         </w:numPr>
       </w:pPr>
       <w:r>
-        <w:rPr>
-          <w:rStyle w:val="VerbatimChar"/>
-        </w:rPr>
-        <w:t xml:space="preserve">paper/TCR_Manuscript_V3.docx</w:t>
-      </w:r>
-      <w:r>
-        <w:t xml:space="preserve">, the figures in PNG and vector PDF, the</w:t>
-      </w:r>
-      <w:r>
-        <w:t xml:space="preserve"> </w:t>
-      </w:r>
-      <w:r>
-        <w:t xml:space="preserve">highlights, and the cover letter all work for any of these venues; only</w:t>
-      </w:r>
-      <w:r>
-        <w:t xml:space="preserve"> </w:t>
-      </w:r>
-      <w:r>
-        <w:t xml:space="preserve">formatting details differ.</w:t>
+        <w:t xml:space="preserve">Whether there are page, colour-figure or supplementary charges even without OA.</w:t>
       </w:r>
     </w:p>
     <w:p>
@@ -994,6 +983,102 @@
         <w:numPr>
           <w:ilvl w:val="0"/>
           <w:numId w:val="1003"/>
+        </w:numPr>
+      </w:pPr>
+      <w:r>
+        <w:t xml:space="preserve">Abstract limit and heading format.</w:t>
+      </w:r>
+    </w:p>
+    <w:p>
+      <w:pPr>
+        <w:pStyle w:val="Compact"/>
+        <w:numPr>
+          <w:ilvl w:val="0"/>
+          <w:numId w:val="1003"/>
+        </w:numPr>
+      </w:pPr>
+      <w:r>
+        <w:t xml:space="preserve">Whether highlights are required.</w:t>
+      </w:r>
+    </w:p>
+    <w:p>
+      <w:pPr>
+        <w:pStyle w:val="Compact"/>
+        <w:numPr>
+          <w:ilvl w:val="0"/>
+          <w:numId w:val="1003"/>
+        </w:numPr>
+      </w:pPr>
+      <w:r>
+        <w:t xml:space="preserve">Their generative-AI policy, since the manuscript carries a declaration.</w:t>
+      </w:r>
+    </w:p>
+    <w:p>
+      <w:pPr>
+        <w:pStyle w:val="FirstParagraph"/>
+      </w:pPr>
+      <w:r>
+        <w:t xml:space="preserve">Paste those requirements to the assistant and every file is conformed in one pass.</w:t>
+      </w:r>
+    </w:p>
+    <w:bookmarkEnd w:id="19"/>
+    <w:bookmarkStart w:id="20" w:name="what-does-not-change-with-venue"/>
+    <w:p>
+      <w:pPr>
+        <w:pStyle w:val="Heading2"/>
+      </w:pPr>
+      <w:r>
+        <w:t xml:space="preserve">What does not change with venue</w:t>
+      </w:r>
+    </w:p>
+    <w:p>
+      <w:pPr>
+        <w:pStyle w:val="Compact"/>
+        <w:numPr>
+          <w:ilvl w:val="0"/>
+          <w:numId w:val="1004"/>
+        </w:numPr>
+      </w:pPr>
+      <w:r>
+        <w:t xml:space="preserve">The preprint is free and stays free, with a DOI and both your names.</w:t>
+      </w:r>
+    </w:p>
+    <w:p>
+      <w:pPr>
+        <w:pStyle w:val="Compact"/>
+        <w:numPr>
+          <w:ilvl w:val="0"/>
+          <w:numId w:val="1004"/>
+        </w:numPr>
+      </w:pPr>
+      <w:r>
+        <w:rPr>
+          <w:rStyle w:val="VerbatimChar"/>
+        </w:rPr>
+        <w:t xml:space="preserve">paper/TCR_Manuscript_V3.docx</w:t>
+      </w:r>
+      <w:r>
+        <w:t xml:space="preserve">, the figures in PNG and vector PDF, the</w:t>
+      </w:r>
+      <w:r>
+        <w:t xml:space="preserve"> </w:t>
+      </w:r>
+      <w:r>
+        <w:t xml:space="preserve">highlights, and the cover letter all work for any of these venues; only</w:t>
+      </w:r>
+      <w:r>
+        <w:t xml:space="preserve"> </w:t>
+      </w:r>
+      <w:r>
+        <w:t xml:space="preserve">formatting details differ.</w:t>
+      </w:r>
+    </w:p>
+    <w:p>
+      <w:pPr>
+        <w:pStyle w:val="Compact"/>
+        <w:numPr>
+          <w:ilvl w:val="0"/>
+          <w:numId w:val="1004"/>
         </w:numPr>
       </w:pPr>
       <w:r>
@@ -1313,6 +1398,9 @@
     <w:abstractNumId w:val="991"/>
   </w:num>
   <w:num w:numId="1002">
+    <w:abstractNumId w:val="991"/>
+  </w:num>
+  <w:num w:numId="1003">
     <w:abstractNumId w:val="99411"/>
     <w:lvlOverride w:ilvl="0">
       <w:startOverride w:val="1"/>
@@ -1342,7 +1430,7 @@
       <w:startOverride w:val="1"/>
     </w:lvlOverride>
   </w:num>
-  <w:num w:numId="1003">
+  <w:num w:numId="1004">
     <w:abstractNumId w:val="991"/>
   </w:num>
 </w:numbering>
